--- a/laravel-app/database/data/internship/handbooks/screens_video/Beyond_ScreensVideo_Internship_Day_151_Student_Handbook.docx
+++ b/laravel-app/database/data/internship/handbooks/screens_video/Beyond_ScreensVideo_Internship_Day_151_Student_Handbook.docx
@@ -38,7 +38,7 @@
           <w:color w:val="1E293B"/>
           <w:sz w:val="28"/>
         </w:rPr>
-        <w:t>Redundancy And Backup Content</w:t>
+        <w:t>No Signal Edid And Hdcp Issues — Foundations and Vocabulary</w:t>
       </w:r>
     </w:p>
     <w:p>
@@ -154,7 +154,7 @@
               <w:rPr>
                 <w:sz w:val="18"/>
               </w:rPr>
-              <w:t>advanced</w:t>
+              <w:t>intermediate-to-advanced</w:t>
             </w:r>
           </w:p>
         </w:tc>
@@ -167,7 +167,7 @@
               <w:rPr>
                 <w:sz w:val="18"/>
               </w:rPr>
-              <w:t>8 hours</w:t>
+              <w:t>8.0 hours</w:t>
             </w:r>
           </w:p>
         </w:tc>
@@ -180,7 +180,7 @@
               <w:rPr>
                 <w:sz w:val="18"/>
               </w:rPr>
-              <w:t>Beyond LED screens/projectors/switchers and free media tools</w:t>
+              <w:t>Beyond LED screens, projectors, video lab, testers, service tools, PPE</w:t>
             </w:r>
           </w:p>
         </w:tc>
@@ -198,7 +198,7 @@
           <w:color w:val="0B3F90"/>
           <w:sz w:val="20"/>
         </w:rPr>
-        <w:t>Day 151 objective  Complete the orientation and setup for Redundancy And Backup Content: Apply redundancy and backup content safely and explain the result in a professional technical report.</w:t>
+        <w:t>Day 151 objective  Complete the orientation and setup for No Signal Edid And Hdcp Issues — Foundations and Vocabulary: Explain and demonstrate no signal EDID and HDCP issues through an authorized baseline, measurable check, documented failure mode, and independent verification.</w:t>
       </w:r>
     </w:p>
     <w:p>
@@ -270,7 +270,7 @@
           <w:b w:val="0"/>
           <w:sz w:val="22"/>
         </w:rPr>
-        <w:t>Submit: A setup screenshot, a short explanation of the key terms, and a safety/ethics check..</w:t>
+        <w:t>Submit: Baseline evidence, completed practical artifact, independent verification, safety/restoration record, and short professional report..</w:t>
       </w:r>
     </w:p>
     <w:p>
@@ -701,7 +701,7 @@
           <w:b w:val="0"/>
           <w:sz w:val="20"/>
         </w:rPr>
-        <w:t>Curriculum objective (source of truth): Apply redundancy and backup content safely and explain the result in a professional technical report.</w:t>
+        <w:t>Curriculum objective (source of truth): Explain and demonstrate no signal EDID and HDCP issues through an authorized baseline, measurable check, documented failure mode, and independent verification.</w:t>
       </w:r>
     </w:p>
     <w:p>
@@ -713,7 +713,7 @@
           <w:b w:val="0"/>
           <w:sz w:val="22"/>
         </w:rPr>
-        <w:t>Explain Redundancy And Backup Content to a supervisor in under two minutes.</w:t>
+        <w:t>Explain No Signal Edid And Hdcp Issues — Foundations and Vocabulary to a supervisor in under two minutes.</w:t>
       </w:r>
     </w:p>
     <w:p>
@@ -725,7 +725,7 @@
           <w:b w:val="0"/>
           <w:sz w:val="22"/>
         </w:rPr>
-        <w:t>Configure or verify the approved tools required for Redundancy And Backup Content.</w:t>
+        <w:t>Configure or verify the approved tools required for No Signal Edid And Hdcp Issues — Foundations and Vocabulary.</w:t>
       </w:r>
     </w:p>
     <w:p>
@@ -793,7 +793,7 @@
           <w:b w:val="0"/>
           <w:sz w:val="22"/>
         </w:rPr>
-        <w:t>Define the professional meaning of “Redundancy And Backup Content” before you use tools. Do not split the title into meaningless words. Connect each concept to today's practical action.</w:t>
+        <w:t>Define the professional meaning of “No Signal Edid And Hdcp Issues — Foundations and Vocabulary” before you use tools. Do not split the title into meaningless words. Connect each concept to today's practical action.</w:t>
       </w:r>
     </w:p>
     <w:tbl>
@@ -914,7 +914,7 @@
               <w:rPr>
                 <w:sz w:val="18"/>
               </w:rPr>
-              <w:t>Professional practice for Redundancy And Backup Content</w:t>
+              <w:t>Professional practice for No Signal Edid And Hdcp Issues — Foundations and Vocabulary</w:t>
             </w:r>
           </w:p>
         </w:tc>
@@ -1348,7 +1348,7 @@
           <w:b w:val="0"/>
           <w:sz w:val="22"/>
         </w:rPr>
-        <w:t>Tools available: Beyond LED screens/projectors/switchers and free media tools.</w:t>
+        <w:t>Tools available: Beyond LED screens, projectors, video lab, testers, service tools, PPE.</w:t>
       </w:r>
     </w:p>
     <w:p>
@@ -1463,7 +1463,7 @@
               <w:rPr>
                 <w:sz w:val="18"/>
               </w:rPr>
-              <w:t>Beyond LED screens/projectors/switchers and free media tools</w:t>
+              <w:t>Beyond LED screens, projectors, video lab, testers, service tools, PPE</w:t>
             </w:r>
           </w:p>
         </w:tc>
@@ -1516,7 +1516,7 @@
           <w:b w:val="0"/>
           <w:sz w:val="18"/>
         </w:rPr>
-        <w:t>└── Day_151_Redundancy_And_Backup_Content/</w:t>
+        <w:t>└── Day_151_No_Signal_Edid_And_Hdcp_Issues_Foundations_and_V/</w:t>
       </w:r>
     </w:p>
     <w:p>
@@ -1690,7 +1690,7 @@
           <w:color w:val="0B3F90"/>
           <w:sz w:val="24"/>
         </w:rPr>
-        <w:t>Orientation and setup: Redundancy And Backup Content</w:t>
+        <w:t>Orientation and setup: No Signal Edid And Hdcp Issues — Foundations and Vocabulary</w:t>
       </w:r>
     </w:p>
     <w:p>
@@ -1714,7 +1714,7 @@
           <w:b w:val="0"/>
           <w:sz w:val="20"/>
         </w:rPr>
-        <w:t>• Read the Study Notes on this page, then create or verify the lab needed for redundancy and backup content.</w:t>
+        <w:t>• Review the Day 151 scope, prerequisite from Day 150, and supervisor instructions before touching software, accounts, cables, power, rigging, networks, or equipment.</w:t>
       </w:r>
     </w:p>
     <w:p>
@@ -1726,7 +1726,7 @@
           <w:b w:val="0"/>
           <w:sz w:val="20"/>
         </w:rPr>
-        <w:t>• Work only in an authorized lab, VM or on equipment assigned by Beyond.</w:t>
+        <w:t>• Confirm the authorized lab/equipment boundary, owner, asset IDs, workspace condition, backup/rollback state, emergency procedure, and any PPE or spotter requirement.</w:t>
       </w:r>
     </w:p>
     <w:p>
@@ -1738,7 +1738,79 @@
           <w:b w:val="0"/>
           <w:sz w:val="20"/>
         </w:rPr>
-        <w:t>• Keep time entries truthful and ask the supervisor before changing production equipment.</w:t>
+        <w:t>• Verify only the approved tools for today: Beyond LED screens, projectors, video lab, testers, service tools, PPE. Record versions, firmware, serial/asset references, calibration status, or configuration as relevant. Avoid unnecessary installation or updates.</w:t>
+      </w:r>
+    </w:p>
+    <w:p>
+      <w:pPr>
+        <w:spacing w:after="120"/>
+      </w:pPr>
+      <w:r>
+        <w:rPr>
+          <w:b w:val="0"/>
+          <w:sz w:val="20"/>
+        </w:rPr>
+        <w:t>• Create Day_151_no_signal_edid_and_hdcp_issues__foundations_and_vocabulary with evidence, diagrams or src, checklists or tests, output, and report folders.</w:t>
+      </w:r>
+    </w:p>
+    <w:p>
+      <w:pPr>
+        <w:spacing w:after="120"/>
+      </w:pPr>
+      <w:r>
+        <w:rPr>
+          <w:b w:val="0"/>
+          <w:sz w:val="20"/>
+        </w:rPr>
+        <w:t>• Capture a privacy-reviewed baseline photograph/screenshot and record expected result, measurement units, acceptance limit, and stop condition.</w:t>
+      </w:r>
+    </w:p>
+    <w:p>
+      <w:pPr>
+        <w:spacing w:after="120"/>
+      </w:pPr>
+      <w:r>
+        <w:rPr>
+          <w:b w:val="0"/>
+          <w:sz w:val="20"/>
+        </w:rPr>
+        <w:t>• Complete the practical objective: Explain and demonstrate no signal EDID and HDCP issues through an authorized baseline, measurable check, documented failure mode, and independent verification.</w:t>
+      </w:r>
+    </w:p>
+    <w:p>
+      <w:pPr>
+        <w:spacing w:after="120"/>
+      </w:pPr>
+      <w:r>
+        <w:rPr>
+          <w:b w:val="0"/>
+          <w:sz w:val="20"/>
+        </w:rPr>
+        <w:t>• Introduce or analyze only an approved controlled fault/edge case. Troubleshoot systematically, preserve evidence, and return the lab/equipment to its approved state.</w:t>
+      </w:r>
+    </w:p>
+    <w:p>
+      <w:pPr>
+        <w:spacing w:after="120"/>
+      </w:pPr>
+      <w:r>
+        <w:rPr>
+          <w:b w:val="0"/>
+          <w:sz w:val="20"/>
+        </w:rPr>
+        <w:t>• Verify independently through a second instrument/path/test, clean rerun, configuration comparison, peer check, or supervisor sign-off. Distinguish evidence from proof.</w:t>
+      </w:r>
+    </w:p>
+    <w:p>
+      <w:pPr>
+        <w:spacing w:after="120"/>
+      </w:pPr>
+      <w:r>
+        <w:rPr>
+          <w:b w:val="0"/>
+          <w:sz w:val="20"/>
+        </w:rPr>
+        <w:t>• Complete the discipline safety/ethics checklist, inventory/custody or cleanup check, and a professional report with honest limitations and assistance disclosure.</w:t>
       </w:r>
     </w:p>
     <w:p>
@@ -1778,7 +1850,7 @@
           <w:b w:val="0"/>
           <w:sz w:val="18"/>
         </w:rPr>
-        <w:t># Topic: Redundancy And Backup Content</w:t>
+        <w:t># Topic: No Signal Edid And Hdcp Issues — Foundations and Vocabulary</w:t>
       </w:r>
     </w:p>
     <w:p>
@@ -1876,7 +1948,7 @@
           <w:b w:val="0"/>
           <w:sz w:val="18"/>
         </w:rPr>
-        <w:t>[ ] Practical procedure for "Redundancy And Backup Content" completed</w:t>
+        <w:t>[ ] Practical procedure for "No Signal Edid And Hdcp Issues — Foundations and Vocabulary" completed</w:t>
       </w:r>
     </w:p>
     <w:p>
@@ -5313,7 +5385,7 @@
           <w:b w:val="0"/>
           <w:sz w:val="22"/>
         </w:rPr>
-        <w:t>Objective addressed for Redundancy And Backup Content</w:t>
+        <w:t>Objective addressed for No Signal Edid And Hdcp Issues — Foundations and Vocabulary</w:t>
       </w:r>
     </w:p>
     <w:p>
@@ -5417,7 +5489,7 @@
           <w:b w:val="0"/>
           <w:sz w:val="22"/>
         </w:rPr>
-        <w:t>Matches: A setup screenshot, a short explanation of the key terms, and a safety/ethics check.</w:t>
+        <w:t>Matches: Baseline evidence, completed practical artifact, independent verification, safety/restoration record, and short professional report.</w:t>
       </w:r>
     </w:p>
     <w:p>
@@ -5449,7 +5521,7 @@
           <w:b w:val="0"/>
           <w:sz w:val="22"/>
         </w:rPr>
-        <w:t>Explain Redundancy And Backup Content without reading.</w:t>
+        <w:t>Explain No Signal Edid And Hdcp Issues — Foundations and Vocabulary without reading.</w:t>
       </w:r>
     </w:p>
     <w:p>
@@ -5541,7 +5613,7 @@
           <w:b w:val="0"/>
           <w:sz w:val="22"/>
         </w:rPr>
-        <w:t>Today is Day 151 (Orientation and setup) on Redundancy And Backup Content. I worked only in the authorized Beyond video / LED / projection lab. I completed the practical objective, verified with a second check, and packaged evidence. Main risk: unauthorized or unsafe action; control: checklist + supervisor escalation. Limitation: classroom/lab scope only. Next: continue the topic cycle and keep documentation reproducible.</w:t>
+        <w:t>Today is Day 151 (Orientation and setup) on No Signal Edid And Hdcp Issues — Foundations and Vocabulary. I worked only in the authorized Beyond video / LED / projection lab. I completed the practical objective, verified with a second check, and packaged evidence. Main risk: unauthorized or unsafe action; control: checklist + supervisor escalation. Limitation: classroom/lab scope only. Next: continue the topic cycle and keep documentation reproducible.</w:t>
       </w:r>
     </w:p>
     <w:p>
